--- a/Nagarajan_Subramani_Resume_Updated.docx
+++ b/Nagarajan_Subramani_Resume_Updated.docx
@@ -84,7 +84,7 @@
         <w:t xml:space="preserve">Development: </w:t>
       </w:r>
       <w:r>
-        <w:t>Java, REST APIs, microservices, SQL, PL/SQL, UNIX/Linux shell scripting; Perl and Pro*C support</w:t>
+        <w:t>Java, Spring AI, REST APIs, microservices, SQL, PL/SQL, UNIX/Linux shell scripting; Perl and Pro*C support</w:t>
       </w:r>
     </w:p>
     <w:p>
@@ -182,6 +182,19 @@
           <w:sz w:val="21"/>
         </w:rPr>
         <w:t>25 May 2022 - 14 October 2026 (expected)</w:t>
+      </w:r>
+    </w:p>
+    <w:p>
+      <w:pPr>
+        <w:keepLines/>
+        <w:spacing w:after="80"/>
+        <w:numPr>
+          <w:ilvl w:val="0"/>
+          <w:numId w:val="42"/>
+        </w:numPr>
+      </w:pPr>
+      <w:r>
+        <w:t>Worked with Spring AI in Java and Spring Boot applications.</w:t>
       </w:r>
     </w:p>
     <w:p>
